--- a/data/exports/kcet-polymers_revision_notes.docx
+++ b/data/exports/kcet-polymers_revision_notes.docx
@@ -164,10 +164,10 @@
             <w:r>
               <w:rPr>
                 <w:b/>
-                <w:color w:val="C53030"/>
+                <w:color w:val="718096"/>
                 <w:sz w:val="19"/>
               </w:rPr>
-              <w:t>Very High</w:t>
+              <w:t>Moderate</w:t>
             </w:r>
           </w:p>
         </w:tc>
@@ -189,7 +189,7 @@
                 <w:color w:val="2D3748"/>
                 <w:sz w:val="19"/>
               </w:rPr>
-              <w:t>Kcet Polymers - Core Application</w:t>
+              <w:t>Polymers — Core Principles &amp; Governing Laws</w:t>
             </w:r>
           </w:p>
         </w:tc>
@@ -209,7 +209,7 @@
               <w:rPr>
                 <w:sz w:val="19"/>
               </w:rPr>
-              <w:t>15 PYQs</w:t>
+              <w:t>7 PYQs</w:t>
             </w:r>
           </w:p>
         </w:tc>
@@ -230,7 +230,181 @@
                 <w:color w:val="718096"/>
                 <w:sz w:val="19"/>
               </w:rPr>
-              <w:t>General Concept</w:t>
+              <w:t>Core Principle</w:t>
+            </w:r>
+          </w:p>
+        </w:tc>
+      </w:tr>
+      <w:tr>
+        <w:tc>
+          <w:tcPr>
+            <w:tcW w:type="dxa" w:w="2160"/>
+            <w:shd w:fill="FFFFFF"/>
+            <w:tcMar>
+              <w:top w:w="80" w:type="dxa"/>
+              <w:bottom w:w="80" w:type="dxa"/>
+              <w:left w:w="150" w:type="dxa"/>
+              <w:right w:w="150" w:type="dxa"/>
+            </w:tcMar>
+          </w:tcPr>
+          <w:p>
+            <w:r>
+              <w:rPr>
+                <w:b/>
+                <w:color w:val="718096"/>
+                <w:sz w:val="19"/>
+              </w:rPr>
+              <w:t>Moderate</w:t>
+            </w:r>
+          </w:p>
+        </w:tc>
+        <w:tc>
+          <w:tcPr>
+            <w:tcW w:type="dxa" w:w="4320"/>
+            <w:shd w:fill="FFFFFF"/>
+            <w:tcMar>
+              <w:top w:w="80" w:type="dxa"/>
+              <w:bottom w:w="80" w:type="dxa"/>
+              <w:left w:w="150" w:type="dxa"/>
+              <w:right w:w="150" w:type="dxa"/>
+            </w:tcMar>
+          </w:tcPr>
+          <w:p>
+            <w:r>
+              <w:rPr>
+                <w:b/>
+                <w:color w:val="2D3748"/>
+                <w:sz w:val="19"/>
+              </w:rPr>
+              <w:t>Polymers — Applied Cases, Reactions &amp; Traps</w:t>
+            </w:r>
+          </w:p>
+        </w:tc>
+        <w:tc>
+          <w:tcPr>
+            <w:tcW w:type="dxa" w:w="1728"/>
+            <w:shd w:fill="FFFFFF"/>
+            <w:tcMar>
+              <w:top w:w="80" w:type="dxa"/>
+              <w:bottom w:w="80" w:type="dxa"/>
+              <w:left w:w="150" w:type="dxa"/>
+              <w:right w:w="150" w:type="dxa"/>
+            </w:tcMar>
+          </w:tcPr>
+          <w:p>
+            <w:r>
+              <w:rPr>
+                <w:sz w:val="19"/>
+              </w:rPr>
+              <w:t>5 PYQs</w:t>
+            </w:r>
+          </w:p>
+        </w:tc>
+        <w:tc>
+          <w:tcPr>
+            <w:tcW w:type="dxa" w:w="1872"/>
+            <w:shd w:fill="FFFFFF"/>
+            <w:tcMar>
+              <w:top w:w="80" w:type="dxa"/>
+              <w:bottom w:w="80" w:type="dxa"/>
+              <w:left w:w="150" w:type="dxa"/>
+              <w:right w:w="150" w:type="dxa"/>
+            </w:tcMar>
+          </w:tcPr>
+          <w:p>
+            <w:r>
+              <w:rPr>
+                <w:color w:val="718096"/>
+                <w:sz w:val="19"/>
+              </w:rPr>
+              <w:t>Applied Topics</w:t>
+            </w:r>
+          </w:p>
+        </w:tc>
+      </w:tr>
+      <w:tr>
+        <w:tc>
+          <w:tcPr>
+            <w:tcW w:type="dxa" w:w="2160"/>
+            <w:shd w:fill="F7FAFC"/>
+            <w:tcMar>
+              <w:top w:w="80" w:type="dxa"/>
+              <w:bottom w:w="80" w:type="dxa"/>
+              <w:left w:w="150" w:type="dxa"/>
+              <w:right w:w="150" w:type="dxa"/>
+            </w:tcMar>
+          </w:tcPr>
+          <w:p>
+            <w:r>
+              <w:rPr>
+                <w:b/>
+                <w:color w:val="718096"/>
+                <w:sz w:val="19"/>
+              </w:rPr>
+              <w:t>Moderate</w:t>
+            </w:r>
+          </w:p>
+        </w:tc>
+        <w:tc>
+          <w:tcPr>
+            <w:tcW w:type="dxa" w:w="4320"/>
+            <w:shd w:fill="F7FAFC"/>
+            <w:tcMar>
+              <w:top w:w="80" w:type="dxa"/>
+              <w:bottom w:w="80" w:type="dxa"/>
+              <w:left w:w="150" w:type="dxa"/>
+              <w:right w:w="150" w:type="dxa"/>
+            </w:tcMar>
+          </w:tcPr>
+          <w:p>
+            <w:r>
+              <w:rPr>
+                <w:b/>
+                <w:color w:val="2D3748"/>
+                <w:sz w:val="19"/>
+              </w:rPr>
+              <w:t>Polymers — Standard Calculations &amp; Problem Archetypes</w:t>
+            </w:r>
+          </w:p>
+        </w:tc>
+        <w:tc>
+          <w:tcPr>
+            <w:tcW w:type="dxa" w:w="1728"/>
+            <w:shd w:fill="F7FAFC"/>
+            <w:tcMar>
+              <w:top w:w="80" w:type="dxa"/>
+              <w:bottom w:w="80" w:type="dxa"/>
+              <w:left w:w="150" w:type="dxa"/>
+              <w:right w:w="150" w:type="dxa"/>
+            </w:tcMar>
+          </w:tcPr>
+          <w:p>
+            <w:r>
+              <w:rPr>
+                <w:sz w:val="19"/>
+              </w:rPr>
+              <w:t>4 PYQs</w:t>
+            </w:r>
+          </w:p>
+        </w:tc>
+        <w:tc>
+          <w:tcPr>
+            <w:tcW w:type="dxa" w:w="1872"/>
+            <w:shd w:fill="F7FAFC"/>
+            <w:tcMar>
+              <w:top w:w="80" w:type="dxa"/>
+              <w:bottom w:w="80" w:type="dxa"/>
+              <w:left w:w="150" w:type="dxa"/>
+              <w:right w:w="150" w:type="dxa"/>
+            </w:tcMar>
+          </w:tcPr>
+          <w:p>
+            <w:r>
+              <w:rPr>
+                <w:color w:val="718096"/>
+                <w:sz w:val="19"/>
+              </w:rPr>
+              <w:t>Quantitative Analysis</w:t>
             </w:r>
           </w:p>
         </w:tc>
@@ -311,6 +485,98 @@
           </w:p>
         </w:tc>
       </w:tr>
+      <w:tr>
+        <w:tc>
+          <w:tcPr>
+            <w:tcW w:type="dxa" w:w="3600"/>
+            <w:shd w:fill="F7FAFC"/>
+            <w:tcMar>
+              <w:top w:w="100" w:type="dxa"/>
+              <w:bottom w:w="100" w:type="dxa"/>
+              <w:left w:w="150" w:type="dxa"/>
+              <w:right w:w="150" w:type="dxa"/>
+            </w:tcMar>
+          </w:tcPr>
+          <w:p>
+            <w:r>
+              <w:rPr>
+                <w:b/>
+                <w:color w:val="1A365D"/>
+                <w:sz w:val="19"/>
+              </w:rPr>
+              <w:t>Polymers — Core Principles &amp; Governing Laws</w:t>
+            </w:r>
+          </w:p>
+        </w:tc>
+        <w:tc>
+          <w:tcPr>
+            <w:tcW w:type="dxa" w:w="6480"/>
+            <w:shd w:fill="F7FAFC"/>
+            <w:tcMar>
+              <w:top w:w="100" w:type="dxa"/>
+              <w:bottom w:w="100" w:type="dxa"/>
+              <w:left w:w="150" w:type="dxa"/>
+              <w:right w:w="150" w:type="dxa"/>
+            </w:tcMar>
+          </w:tcPr>
+          <w:p>
+            <w:r>
+              <w:rPr>
+                <w:rFonts w:ascii="Cambria Math" w:hAnsi="Cambria Math"/>
+                <w:color w:val="2D3748"/>
+                <w:sz w:val="19"/>
+              </w:rPr>
+              <w:t>(CH_{3})_{3}SiCl</w:t>
+            </w:r>
+          </w:p>
+        </w:tc>
+      </w:tr>
+      <w:tr>
+        <w:tc>
+          <w:tcPr>
+            <w:tcW w:type="dxa" w:w="3600"/>
+            <w:shd w:fill="FFFFFF"/>
+            <w:tcMar>
+              <w:top w:w="100" w:type="dxa"/>
+              <w:bottom w:w="100" w:type="dxa"/>
+              <w:left w:w="150" w:type="dxa"/>
+              <w:right w:w="150" w:type="dxa"/>
+            </w:tcMar>
+          </w:tcPr>
+          <w:p>
+            <w:r>
+              <w:rPr>
+                <w:b/>
+                <w:color w:val="1A365D"/>
+                <w:sz w:val="19"/>
+              </w:rPr>
+              <w:t>Polymers — Applied Cases, Reactions &amp; Traps</w:t>
+            </w:r>
+          </w:p>
+        </w:tc>
+        <w:tc>
+          <w:tcPr>
+            <w:tcW w:type="dxa" w:w="6480"/>
+            <w:shd w:fill="FFFFFF"/>
+            <w:tcMar>
+              <w:top w:w="100" w:type="dxa"/>
+              <w:bottom w:w="100" w:type="dxa"/>
+              <w:left w:w="150" w:type="dxa"/>
+              <w:right w:w="150" w:type="dxa"/>
+            </w:tcMar>
+          </w:tcPr>
+          <w:p>
+            <w:r>
+              <w:rPr>
+                <w:rFonts w:ascii="Cambria Math" w:hAnsi="Cambria Math"/>
+                <w:color w:val="2D3748"/>
+                <w:sz w:val="19"/>
+              </w:rPr>
+              <w:t>(C_{2}H_{5})_{3}Al, \quad [H_{2}N-(CH_{2}+\frac{1}{6}NH_{2}], \quad TiCl_{4}</w:t>
+            </w:r>
+          </w:p>
+        </w:tc>
+      </w:tr>
     </w:tbl>
     <w:p>
       <w:pPr>
@@ -338,7 +604,7 @@
           <w:color w:val="2B6CB0"/>
           <w:sz w:val="24"/>
         </w:rPr>
-        <w:t>3.1 Kcet Polymers - Core Application (Very High Yield — 15 PYQs)</w:t>
+        <w:t>3.1 Polymers — Core Principles &amp; Governing Laws (Moderate Yield — 7 PYQs)</w:t>
       </w:r>
     </w:p>
     <w:p>
@@ -353,7 +619,7 @@
         <w:rPr>
           <w:sz w:val="20"/>
         </w:rPr>
-        <w:t>Key problem pattern in Kcet Polymers.</w:t>
+        <w:t>Fundamental definitions, core postulates, and governing physical/chemical relations in Polymers.</w:t>
       </w:r>
     </w:p>
     <w:tbl>
@@ -391,7 +657,7 @@
                 <w:color w:val="2D3748"/>
                 <w:sz w:val="19"/>
               </w:rPr>
-              <w:t>Watch for algebraic and sign errors.</w:t>
+              <w:t>Carefully verify units, standard reference states, and sign conventions in Polymers.</w:t>
             </w:r>
           </w:p>
         </w:tc>
@@ -432,7 +698,7 @@
                 <w:color w:val="2D3748"/>
                 <w:sz w:val="19"/>
               </w:rPr>
-              <w:t>Verify dimensions and boundary conditions.</w:t>
+              <w:t>Focus on high-yield formulas and standard limiting approximations tested in Polymers PYQs.</w:t>
             </w:r>
           </w:p>
         </w:tc>
@@ -494,6 +760,187 @@
           <w:b/>
           <w:sz w:val="18"/>
         </w:rPr>
+        <w:t xml:space="preserve">[2023 Shift] Q#3 (MCQ): </w:t>
+      </w:r>
+      <w:r>
+        <w:rPr>
+          <w:sz w:val="18"/>
+        </w:rPr>
+        <w:t xml:space="preserve">"Which of the following monomers form biodegradable polymers ?..."  </w:t>
+      </w:r>
+      <w:r>
+        <w:rPr>
+          <w:b/>
+          <w:color w:val="2B6CB0"/>
+          <w:sz w:val="18"/>
+        </w:rPr>
+        <w:t>[Ans: N/A]</w:t>
+      </w:r>
+    </w:p>
+    <w:p>
+      <w:pPr>
+        <w:pStyle w:val="ListBullet"/>
+        <w:spacing w:after="40"/>
+      </w:pPr>
+      <w:r>
+        <w:rPr>
+          <w:b/>
+          <w:sz w:val="18"/>
+        </w:rPr>
+        <w:t xml:space="preserve">[2020 Shift] Q#3 (MCQ): </w:t>
+      </w:r>
+      <w:r>
+        <w:rPr>
+          <w:sz w:val="18"/>
+        </w:rPr>
+        <w:t xml:space="preserve">"Which of the following monomers can undergo condensation polymerisation?..."  </w:t>
+      </w:r>
+      <w:r>
+        <w:rPr>
+          <w:b/>
+          <w:color w:val="2B6CB0"/>
+          <w:sz w:val="18"/>
+        </w:rPr>
+        <w:t>[Ans: N/A]</w:t>
+      </w:r>
+    </w:p>
+    <w:p>
+      <w:pPr>
+        <w:spacing w:after="120"/>
+      </w:pPr>
+    </w:p>
+    <w:p>
+      <w:pPr>
+        <w:pStyle w:val="Heading2"/>
+      </w:pPr>
+      <w:r>
+        <w:rPr>
+          <w:color w:val="2B6CB0"/>
+          <w:sz w:val="24"/>
+        </w:rPr>
+        <w:t>3.2 Polymers — Applied Cases, Reactions &amp; Traps (Moderate Yield — 5 PYQs)</w:t>
+      </w:r>
+    </w:p>
+    <w:p>
+      <w:r>
+        <w:rPr>
+          <w:b/>
+          <w:sz w:val="20"/>
+        </w:rPr>
+        <w:t xml:space="preserve">Core Principle: </w:t>
+      </w:r>
+      <w:r>
+        <w:rPr>
+          <w:sz w:val="20"/>
+        </w:rPr>
+        <w:t>Special cases, experimental observations, and conceptual traps designed to test deep understanding of Polymers.</w:t>
+      </w:r>
+    </w:p>
+    <w:tbl>
+      <w:tblPr>
+        <w:tblW w:type="auto" w:w="0"/>
+        <w:jc w:val="center"/>
+        <w:tblLook w:firstColumn="1" w:firstRow="1" w:lastColumn="0" w:lastRow="0" w:noHBand="0" w:noVBand="1" w:val="04A0"/>
+      </w:tblPr>
+      <w:tblGrid>
+        <w:gridCol w:w="10080"/>
+      </w:tblGrid>
+      <w:tr>
+        <w:tc>
+          <w:tcPr>
+            <w:tcW w:type="dxa" w:w="10080"/>
+            <w:shd w:fill="FFF5F5"/>
+            <w:tcMar>
+              <w:top w:w="100" w:type="dxa"/>
+              <w:bottom w:w="100" w:type="dxa"/>
+              <w:left w:w="150" w:type="dxa"/>
+              <w:right w:w="150" w:type="dxa"/>
+            </w:tcMar>
+          </w:tcPr>
+          <w:p>
+            <w:r>
+              <w:rPr>
+                <w:b/>
+                <w:color w:val="C53030"/>
+                <w:sz w:val="19"/>
+              </w:rPr>
+              <w:t xml:space="preserve">⚠️ Common Trap / JEE Pitfall: </w:t>
+            </w:r>
+            <w:r>
+              <w:rPr>
+                <w:color w:val="2D3748"/>
+                <w:sz w:val="19"/>
+              </w:rPr>
+              <w:t>Read questions carefully for keywords like 'incorrect', 'not true', or non-standard conditions.</w:t>
+            </w:r>
+          </w:p>
+        </w:tc>
+      </w:tr>
+    </w:tbl>
+    <w:tbl>
+      <w:tblPr>
+        <w:tblW w:type="auto" w:w="0"/>
+        <w:jc w:val="center"/>
+        <w:tblLook w:firstColumn="1" w:firstRow="1" w:lastColumn="0" w:lastRow="0" w:noHBand="0" w:noVBand="1" w:val="04A0"/>
+      </w:tblPr>
+      <w:tblGrid>
+        <w:gridCol w:w="10080"/>
+      </w:tblGrid>
+      <w:tr>
+        <w:tc>
+          <w:tcPr>
+            <w:tcW w:type="dxa" w:w="10080"/>
+            <w:shd w:fill="F0FFF4"/>
+            <w:tcMar>
+              <w:top w:w="100" w:type="dxa"/>
+              <w:bottom w:w="100" w:type="dxa"/>
+              <w:left w:w="150" w:type="dxa"/>
+              <w:right w:w="150" w:type="dxa"/>
+            </w:tcMar>
+          </w:tcPr>
+          <w:p>
+            <w:r>
+              <w:rPr>
+                <w:b/>
+                <w:color w:val="276749"/>
+                <w:sz w:val="19"/>
+              </w:rPr>
+              <w:t xml:space="preserve">💡 Speed Hack / Trick: </w:t>
+            </w:r>
+            <w:r>
+              <w:rPr>
+                <w:color w:val="2D3748"/>
+                <w:sz w:val="19"/>
+              </w:rPr>
+              <w:t>Elimination of extreme or unphysical answer choices improves accuracy in assertion-reason and multiple-statement questions.</w:t>
+            </w:r>
+          </w:p>
+        </w:tc>
+      </w:tr>
+    </w:tbl>
+    <w:p>
+      <w:pPr>
+        <w:spacing w:before="120" w:after="40"/>
+      </w:pPr>
+      <w:r>
+        <w:rPr>
+          <w:b/>
+          <w:color w:val="1A365D"/>
+          <w:sz w:val="19"/>
+        </w:rPr>
+        <w:t>Source PYQs testing this concept:</w:t>
+      </w:r>
+    </w:p>
+    <w:p>
+      <w:pPr>
+        <w:pStyle w:val="ListBullet"/>
+        <w:spacing w:after="40"/>
+      </w:pPr>
+      <w:r>
+        <w:rPr>
+          <w:b/>
+          <w:sz w:val="18"/>
+        </w:rPr>
         <w:t xml:space="preserve">[2024 Shift] Q#2 (MCQ): </w:t>
       </w:r>
       <w:r>
@@ -521,13 +968,248 @@
           <w:b/>
           <w:sz w:val="18"/>
         </w:rPr>
-        <w:t xml:space="preserve">[2023 Shift] Q#3 (MCQ): </w:t>
+        <w:t xml:space="preserve">[2020 Shift] Q#2 (MCQ): </w:t>
       </w:r>
       <w:r>
         <w:rPr>
           <w:sz w:val="18"/>
         </w:rPr>
-        <w:t xml:space="preserve">"Which of the following monomers form biodegradable polymers ?..."  </w:t>
+        <w:t xml:space="preserve">"Which of the following polymer has strongest intermolecular forces of attraction?..."  </w:t>
+      </w:r>
+      <w:r>
+        <w:rPr>
+          <w:b/>
+          <w:color w:val="2B6CB0"/>
+          <w:sz w:val="18"/>
+        </w:rPr>
+        <w:t>[Ans: N/A]</w:t>
+      </w:r>
+    </w:p>
+    <w:p>
+      <w:pPr>
+        <w:pStyle w:val="ListBullet"/>
+        <w:spacing w:after="40"/>
+      </w:pPr>
+      <w:r>
+        <w:rPr>
+          <w:b/>
+          <w:sz w:val="18"/>
+        </w:rPr>
+        <w:t xml:space="preserve">[2018 Shift] Q#1 (MCQ): </w:t>
+      </w:r>
+      <w:r>
+        <w:rPr>
+          <w:sz w:val="18"/>
+        </w:rPr>
+        <w:t xml:space="preserve">"Ziegler-Natta catalyst is used to prepare..."  </w:t>
+      </w:r>
+      <w:r>
+        <w:rPr>
+          <w:b/>
+          <w:color w:val="2B6CB0"/>
+          <w:sz w:val="18"/>
+        </w:rPr>
+        <w:t>[Ans: N/A]</w:t>
+      </w:r>
+    </w:p>
+    <w:p>
+      <w:pPr>
+        <w:spacing w:after="120"/>
+      </w:pPr>
+    </w:p>
+    <w:p>
+      <w:pPr>
+        <w:pStyle w:val="Heading2"/>
+      </w:pPr>
+      <w:r>
+        <w:rPr>
+          <w:color w:val="2B6CB0"/>
+          <w:sz w:val="24"/>
+        </w:rPr>
+        <w:t>3.3 Polymers — Standard Calculations &amp; Problem Archetypes (Moderate Yield — 4 PYQs)</w:t>
+      </w:r>
+    </w:p>
+    <w:p>
+      <w:r>
+        <w:rPr>
+          <w:b/>
+          <w:sz w:val="20"/>
+        </w:rPr>
+        <w:t xml:space="preserve">Core Principle: </w:t>
+      </w:r>
+      <w:r>
+        <w:rPr>
+          <w:sz w:val="20"/>
+        </w:rPr>
+        <w:t>Quantitative numerical problem-solving techniques and standard question patterns frequently seen in Polymers.</w:t>
+      </w:r>
+    </w:p>
+    <w:tbl>
+      <w:tblPr>
+        <w:tblW w:type="auto" w:w="0"/>
+        <w:jc w:val="center"/>
+        <w:tblLook w:firstColumn="1" w:firstRow="1" w:lastColumn="0" w:lastRow="0" w:noHBand="0" w:noVBand="1" w:val="04A0"/>
+      </w:tblPr>
+      <w:tblGrid>
+        <w:gridCol w:w="10080"/>
+      </w:tblGrid>
+      <w:tr>
+        <w:tc>
+          <w:tcPr>
+            <w:tcW w:type="dxa" w:w="10080"/>
+            <w:shd w:fill="FFF5F5"/>
+            <w:tcMar>
+              <w:top w:w="100" w:type="dxa"/>
+              <w:bottom w:w="100" w:type="dxa"/>
+              <w:left w:w="150" w:type="dxa"/>
+              <w:right w:w="150" w:type="dxa"/>
+            </w:tcMar>
+          </w:tcPr>
+          <w:p>
+            <w:r>
+              <w:rPr>
+                <w:b/>
+                <w:color w:val="C53030"/>
+                <w:sz w:val="19"/>
+              </w:rPr>
+              <w:t xml:space="preserve">⚠️ Common Trap / JEE Pitfall: </w:t>
+            </w:r>
+            <w:r>
+              <w:rPr>
+                <w:color w:val="2D3748"/>
+                <w:sz w:val="19"/>
+              </w:rPr>
+              <w:t>Watch for algebraic rounding, stoichiometric balancing, and boundary condition checks.</w:t>
+            </w:r>
+          </w:p>
+        </w:tc>
+      </w:tr>
+    </w:tbl>
+    <w:tbl>
+      <w:tblPr>
+        <w:tblW w:type="auto" w:w="0"/>
+        <w:jc w:val="center"/>
+        <w:tblLook w:firstColumn="1" w:firstRow="1" w:lastColumn="0" w:lastRow="0" w:noHBand="0" w:noVBand="1" w:val="04A0"/>
+      </w:tblPr>
+      <w:tblGrid>
+        <w:gridCol w:w="10080"/>
+      </w:tblGrid>
+      <w:tr>
+        <w:tc>
+          <w:tcPr>
+            <w:tcW w:type="dxa" w:w="10080"/>
+            <w:shd w:fill="F0FFF4"/>
+            <w:tcMar>
+              <w:top w:w="100" w:type="dxa"/>
+              <w:bottom w:w="100" w:type="dxa"/>
+              <w:left w:w="150" w:type="dxa"/>
+              <w:right w:w="150" w:type="dxa"/>
+            </w:tcMar>
+          </w:tcPr>
+          <w:p>
+            <w:r>
+              <w:rPr>
+                <w:b/>
+                <w:color w:val="276749"/>
+                <w:sz w:val="19"/>
+              </w:rPr>
+              <w:t xml:space="preserve">💡 Speed Hack / Trick: </w:t>
+            </w:r>
+            <w:r>
+              <w:rPr>
+                <w:color w:val="2D3748"/>
+                <w:sz w:val="19"/>
+              </w:rPr>
+              <w:t>Dimensional consistency checks and ratio comparisons can quickly eliminate incorrect options.</w:t>
+            </w:r>
+          </w:p>
+        </w:tc>
+      </w:tr>
+    </w:tbl>
+    <w:p>
+      <w:pPr>
+        <w:spacing w:before="120" w:after="40"/>
+      </w:pPr>
+      <w:r>
+        <w:rPr>
+          <w:b/>
+          <w:color w:val="1A365D"/>
+          <w:sz w:val="19"/>
+        </w:rPr>
+        <w:t>Source PYQs testing this concept:</w:t>
+      </w:r>
+    </w:p>
+    <w:p>
+      <w:pPr>
+        <w:pStyle w:val="ListBullet"/>
+        <w:spacing w:after="40"/>
+      </w:pPr>
+      <w:r>
+        <w:rPr>
+          <w:b/>
+          <w:sz w:val="18"/>
+        </w:rPr>
+        <w:t xml:space="preserve">[2023 Shift] Q#4 (MCQ): </w:t>
+      </w:r>
+      <w:r>
+        <w:rPr>
+          <w:sz w:val="18"/>
+        </w:rPr>
+        <w:t xml:space="preserve">"Match the List-I with List - I in the following. List-I List-II 1. Caprolactum a. 2. Vinyl chloride b. 3. Styrene c. 4. Propene d...."  </w:t>
+      </w:r>
+      <w:r>
+        <w:rPr>
+          <w:b/>
+          <w:color w:val="2B6CB0"/>
+          <w:sz w:val="18"/>
+        </w:rPr>
+        <w:t>[Ans: N/A]</w:t>
+      </w:r>
+    </w:p>
+    <w:p>
+      <w:pPr>
+        <w:pStyle w:val="ListBullet"/>
+        <w:spacing w:after="40"/>
+      </w:pPr>
+      <w:r>
+        <w:rPr>
+          <w:b/>
+          <w:sz w:val="18"/>
+        </w:rPr>
+        <w:t xml:space="preserve">[2022 Shift] Q#1 (MCQ): </w:t>
+      </w:r>
+      <w:r>
+        <w:rPr>
+          <w:sz w:val="18"/>
+        </w:rPr>
+        <w:t xml:space="preserve">"Which of the following is correctly matched?..."  </w:t>
+      </w:r>
+      <w:r>
+        <w:rPr>
+          <w:b/>
+          <w:color w:val="2B6CB0"/>
+          <w:sz w:val="18"/>
+        </w:rPr>
+        <w:t>[Ans: N/A]</w:t>
+      </w:r>
+    </w:p>
+    <w:p>
+      <w:pPr>
+        <w:pStyle w:val="ListBullet"/>
+        <w:spacing w:after="40"/>
+      </w:pPr>
+      <w:r>
+        <w:rPr>
+          <w:b/>
+          <w:sz w:val="18"/>
+        </w:rPr>
+        <w:t xml:space="preserve">[2019 Shift] Q#1 (MCQ): </w:t>
+      </w:r>
+      <w:r>
+        <w:rPr>
+          <w:sz w:val="18"/>
+        </w:rPr>
+        <w:t xml:space="preserve">"Cis-1, 4-polyisoprene is called..."  </w:t>
       </w:r>
       <w:r>
         <w:rPr>
@@ -672,6 +1354,248 @@
               <w:t>Solution Analysis:</w:t>
               <w:br/>
               <w:t>The polymers that are used as fibers are : Terylene : Also known as polyester, this is a synthetic polymer that is widely used as a fiber in textiles due to its durability, resistance to stretching and shrinking, and quick-drying properties. Orlon : This is a trade name for polyacrylonitrile, a synthetic polymer that is used to make acrylic fibers, known for their wool-like feel and used for sweaters, hats, and other garments. Therefore, the correct option is : Option C : (iii) and (iv)</w:t>
+            </w:r>
+          </w:p>
+        </w:tc>
+      </w:tr>
+    </w:tbl>
+    <w:p>
+      <w:pPr>
+        <w:spacing w:after="120"/>
+      </w:pPr>
+    </w:p>
+    <w:p>
+      <w:pPr>
+        <w:spacing w:before="160" w:after="40"/>
+      </w:pPr>
+      <w:r>
+        <w:rPr>
+          <w:b/>
+          <w:color w:val="1A365D"/>
+          <w:sz w:val="22"/>
+        </w:rPr>
+        <w:t>Benchmark Problem 2: KCET 2024 (Q#2)</w:t>
+      </w:r>
+    </w:p>
+    <w:p>
+      <w:pPr>
+        <w:spacing w:after="80"/>
+      </w:pPr>
+      <w:r>
+        <w:rPr>
+          <w:sz w:val="20"/>
+        </w:rPr>
+        <w:t>The biodegradable polymer obtained by polymerisation of glycine and aminocaproic acid is</w:t>
+      </w:r>
+    </w:p>
+    <w:p>
+      <w:pPr>
+        <w:pStyle w:val="ListBullet"/>
+        <w:spacing w:after="20"/>
+      </w:pPr>
+      <w:r>
+        <w:rPr>
+          <w:sz w:val="19"/>
+        </w:rPr>
+        <w:t>(A) nylon 6</w:t>
+      </w:r>
+    </w:p>
+    <w:p>
+      <w:pPr>
+        <w:pStyle w:val="ListBullet"/>
+        <w:spacing w:after="20"/>
+      </w:pPr>
+      <w:r>
+        <w:rPr>
+          <w:sz w:val="19"/>
+        </w:rPr>
+        <w:t>(B) PHBV</w:t>
+      </w:r>
+    </w:p>
+    <w:p>
+      <w:pPr>
+        <w:pStyle w:val="ListBullet"/>
+        <w:spacing w:after="20"/>
+      </w:pPr>
+      <w:r>
+        <w:rPr>
+          <w:sz w:val="19"/>
+        </w:rPr>
+        <w:t>(C) nylon-2, nylon-6</w:t>
+      </w:r>
+    </w:p>
+    <w:p>
+      <w:pPr>
+        <w:pStyle w:val="ListBullet"/>
+        <w:spacing w:after="20"/>
+      </w:pPr>
+      <w:r>
+        <w:rPr>
+          <w:sz w:val="19"/>
+        </w:rPr>
+        <w:t>(D) nylon-6, 10</w:t>
+      </w:r>
+    </w:p>
+    <w:tbl>
+      <w:tblPr>
+        <w:tblW w:type="auto" w:w="0"/>
+        <w:jc w:val="center"/>
+        <w:tblLook w:firstColumn="1" w:firstRow="1" w:lastColumn="0" w:lastRow="0" w:noHBand="0" w:noVBand="1" w:val="04A0"/>
+      </w:tblPr>
+      <w:tblGrid>
+        <w:gridCol w:w="10080"/>
+      </w:tblGrid>
+      <w:tr>
+        <w:tc>
+          <w:tcPr>
+            <w:tcW w:type="dxa" w:w="10080"/>
+            <w:shd w:fill="F7FAFC"/>
+            <w:tcMar>
+              <w:top w:w="100" w:type="dxa"/>
+              <w:bottom w:w="100" w:type="dxa"/>
+              <w:left w:w="150" w:type="dxa"/>
+              <w:right w:w="150" w:type="dxa"/>
+            </w:tcMar>
+          </w:tcPr>
+          <w:p>
+            <w:r>
+              <w:rPr>
+                <w:b/>
+                <w:color w:val="1A365D"/>
+                <w:sz w:val="19"/>
+              </w:rPr>
+              <w:t>Correct Answer: None</w:t>
+              <w:br/>
+            </w:r>
+            <w:r>
+              <w:rPr>
+                <w:color w:val="2D3748"/>
+                <w:sz w:val="18"/>
+              </w:rPr>
+              <w:t>Solution Analysis:</w:t>
+              <w:br/>
+              <w:t>The biodegradable polymer Nylon-2, nylon 6, is an alternating polyamide copolymer of glycine [H_(2)N-CH_(2)-COOH] and amino caproic acid [H_(2)N(CH_(2))_(5)COOH] .</w:t>
+            </w:r>
+          </w:p>
+        </w:tc>
+      </w:tr>
+    </w:tbl>
+    <w:p>
+      <w:pPr>
+        <w:spacing w:after="120"/>
+      </w:pPr>
+    </w:p>
+    <w:p>
+      <w:pPr>
+        <w:spacing w:before="160" w:after="40"/>
+      </w:pPr>
+      <w:r>
+        <w:rPr>
+          <w:b/>
+          <w:color w:val="1A365D"/>
+          <w:sz w:val="22"/>
+        </w:rPr>
+        <w:t>Benchmark Problem 3: KCET 2022 (Q#1)</w:t>
+      </w:r>
+    </w:p>
+    <w:p>
+      <w:pPr>
+        <w:spacing w:after="80"/>
+      </w:pPr>
+      <w:r>
+        <w:rPr>
+          <w:sz w:val="20"/>
+        </w:rPr>
+        <w:t>Which of the following is correctly matched?</w:t>
+      </w:r>
+    </w:p>
+    <w:p>
+      <w:pPr>
+        <w:pStyle w:val="ListBullet"/>
+        <w:spacing w:after="20"/>
+      </w:pPr>
+      <w:r>
+        <w:rPr>
+          <w:sz w:val="19"/>
+        </w:rPr>
+        <w:t>(A) Teflon - Caprolactum</w:t>
+      </w:r>
+    </w:p>
+    <w:p>
+      <w:pPr>
+        <w:pStyle w:val="ListBullet"/>
+        <w:spacing w:after="20"/>
+      </w:pPr>
+      <w:r>
+        <w:rPr>
+          <w:sz w:val="19"/>
+        </w:rPr>
+        <w:t>(B) Bakelite - Novolac</w:t>
+      </w:r>
+    </w:p>
+    <w:p>
+      <w:pPr>
+        <w:pStyle w:val="ListBullet"/>
+        <w:spacing w:after="20"/>
+      </w:pPr>
+      <w:r>
+        <w:rPr>
+          <w:sz w:val="19"/>
+        </w:rPr>
+        <w:t>(C) Polyester - Tetrafluoroethene</w:t>
+      </w:r>
+    </w:p>
+    <w:p>
+      <w:pPr>
+        <w:pStyle w:val="ListBullet"/>
+        <w:spacing w:after="20"/>
+      </w:pPr>
+      <w:r>
+        <w:rPr>
+          <w:sz w:val="19"/>
+        </w:rPr>
+        <w:t>(D) Nylon - Acrylonitrile</w:t>
+      </w:r>
+    </w:p>
+    <w:tbl>
+      <w:tblPr>
+        <w:tblW w:type="auto" w:w="0"/>
+        <w:jc w:val="center"/>
+        <w:tblLook w:firstColumn="1" w:firstRow="1" w:lastColumn="0" w:lastRow="0" w:noHBand="0" w:noVBand="1" w:val="04A0"/>
+      </w:tblPr>
+      <w:tblGrid>
+        <w:gridCol w:w="10080"/>
+      </w:tblGrid>
+      <w:tr>
+        <w:tc>
+          <w:tcPr>
+            <w:tcW w:type="dxa" w:w="10080"/>
+            <w:shd w:fill="F7FAFC"/>
+            <w:tcMar>
+              <w:top w:w="100" w:type="dxa"/>
+              <w:bottom w:w="100" w:type="dxa"/>
+              <w:left w:w="150" w:type="dxa"/>
+              <w:right w:w="150" w:type="dxa"/>
+            </w:tcMar>
+          </w:tcPr>
+          <w:p>
+            <w:r>
+              <w:rPr>
+                <w:b/>
+                <w:color w:val="1A365D"/>
+                <w:sz w:val="19"/>
+              </w:rPr>
+              <w:t>Correct Answer: None</w:t>
+              <w:br/>
+            </w:r>
+            <w:r>
+              <w:rPr>
+                <w:color w:val="2D3748"/>
+                <w:sz w:val="18"/>
+              </w:rPr>
+              <w:t>Solution Analysis:</w:t>
+              <w:br/>
+              <w:t>The correct pair in bakelite and novalac. It is form by the polymerisation of phenol and formaldehyde monomer. While teflon is the polymer of tetrafluoroethylene, polyester is the polymer of ethyleneglycol and terephathalic acid and nylon is polymer of caprolactum.</w:t>
             </w:r>
           </w:p>
         </w:tc>

--- a/data/exports/kcet-polymers_revision_notes.docx
+++ b/data/exports/kcet-polymers_revision_notes.docx
@@ -13,7 +13,7 @@
           <w:color w:val="1A365D"/>
           <w:sz w:val="44"/>
         </w:rPr>
-        <w:t>JEE MAIN REVISION MASTER: POLYMERS 2026 0 QUESTIONS 0% WEIGHTAGE</w:t>
+        <w:t>JEE MAIN REVISION MASTER: POLYMERS</w:t>
       </w:r>
     </w:p>
     <w:p>
@@ -164,10 +164,10 @@
             <w:r>
               <w:rPr>
                 <w:b/>
-                <w:color w:val="718096"/>
+                <w:color w:val="2B6CB0"/>
                 <w:sz w:val="19"/>
               </w:rPr>
-              <w:t>Moderate</w:t>
+              <w:t>High</w:t>
             </w:r>
           </w:p>
         </w:tc>
@@ -209,7 +209,7 @@
               <w:rPr>
                 <w:sz w:val="19"/>
               </w:rPr>
-              <w:t>7 PYQs</w:t>
+              <w:t>13 PYQs</w:t>
             </w:r>
           </w:p>
         </w:tc>
@@ -254,7 +254,7 @@
                 <w:color w:val="718096"/>
                 <w:sz w:val="19"/>
               </w:rPr>
-              <w:t>Moderate</w:t>
+              <w:t>Standard</w:t>
             </w:r>
           </w:p>
         </w:tc>
@@ -276,7 +276,7 @@
                 <w:color w:val="2D3748"/>
                 <w:sz w:val="19"/>
               </w:rPr>
-              <w:t>Polymers — Applied Cases, Reactions &amp; Traps</w:t>
+              <w:t>Polymers — Standard Calculations &amp; Problem Archetypes</w:t>
             </w:r>
           </w:p>
         </w:tc>
@@ -296,7 +296,7 @@
               <w:rPr>
                 <w:sz w:val="19"/>
               </w:rPr>
-              <w:t>5 PYQs</w:t>
+              <w:t>1 PYQs</w:t>
             </w:r>
           </w:p>
         </w:tc>
@@ -317,7 +317,7 @@
                 <w:color w:val="718096"/>
                 <w:sz w:val="19"/>
               </w:rPr>
-              <w:t>Applied Topics</w:t>
+              <w:t>Quantitative Analysis</w:t>
             </w:r>
           </w:p>
         </w:tc>
@@ -341,7 +341,7 @@
                 <w:color w:val="718096"/>
                 <w:sz w:val="19"/>
               </w:rPr>
-              <w:t>Moderate</w:t>
+              <w:t>Standard</w:t>
             </w:r>
           </w:p>
         </w:tc>
@@ -363,7 +363,7 @@
                 <w:color w:val="2D3748"/>
                 <w:sz w:val="19"/>
               </w:rPr>
-              <w:t>Polymers — Standard Calculations &amp; Problem Archetypes</w:t>
+              <w:t>Polymers — Applied Cases, Reactions &amp; Traps</w:t>
             </w:r>
           </w:p>
         </w:tc>
@@ -383,7 +383,7 @@
               <w:rPr>
                 <w:sz w:val="19"/>
               </w:rPr>
-              <w:t>4 PYQs</w:t>
+              <w:t>1 PYQs</w:t>
             </w:r>
           </w:p>
         </w:tc>
@@ -404,7 +404,7 @@
                 <w:color w:val="718096"/>
                 <w:sz w:val="19"/>
               </w:rPr>
-              <w:t>Quantitative Analysis</w:t>
+              <w:t>Applied Topics</w:t>
             </w:r>
           </w:p>
         </w:tc>
@@ -526,7 +526,7 @@
                 <w:color w:val="2D3748"/>
                 <w:sz w:val="19"/>
               </w:rPr>
-              <w:t>(CH_{3})_{3}SiCl</w:t>
+              <w:t>[H_{2}N-CH_{2}-COOH], \quad (CH_{3})_{3}SiCl, \quad [HOOC-(CH_{2})_{4}COOH]</w:t>
             </w:r>
           </w:p>
         </w:tc>
@@ -572,7 +572,7 @@
                 <w:color w:val="2D3748"/>
                 <w:sz w:val="19"/>
               </w:rPr>
-              <w:t>(C_{2}H_{5})_{3}Al, \quad [H_{2}N-(CH_{2}+\frac{1}{6}NH_{2}], \quad TiCl_{4}</w:t>
+              <w:t>(C_{2}H_{5})_{3}Al, \quad TiCl_{4}</w:t>
             </w:r>
           </w:p>
         </w:tc>
@@ -604,7 +604,7 @@
           <w:color w:val="2B6CB0"/>
           <w:sz w:val="24"/>
         </w:rPr>
-        <w:t>3.1 Polymers — Core Principles &amp; Governing Laws (Moderate Yield — 7 PYQs)</w:t>
+        <w:t>3.1 Polymers — Core Principles &amp; Governing Laws (High Yield — 13 PYQs)</w:t>
       </w:r>
     </w:p>
     <w:p>
@@ -760,13 +760,13 @@
           <w:b/>
           <w:sz w:val="18"/>
         </w:rPr>
-        <w:t xml:space="preserve">[2023 Shift] Q#3 (MCQ): </w:t>
+        <w:t xml:space="preserve">[2024 Shift] Q#2 (MCQ): </w:t>
       </w:r>
       <w:r>
         <w:rPr>
           <w:sz w:val="18"/>
         </w:rPr>
-        <w:t xml:space="preserve">"Which of the following monomers form biodegradable polymers ?..."  </w:t>
+        <w:t xml:space="preserve">"The biodegradable polymer obtained by polymerisation of glycine and aminocaproic acid is..."  </w:t>
       </w:r>
       <w:r>
         <w:rPr>
@@ -787,13 +787,13 @@
           <w:b/>
           <w:sz w:val="18"/>
         </w:rPr>
-        <w:t xml:space="preserve">[2020 Shift] Q#3 (MCQ): </w:t>
+        <w:t xml:space="preserve">[2023 Shift] Q#3 (MCQ): </w:t>
       </w:r>
       <w:r>
         <w:rPr>
           <w:sz w:val="18"/>
         </w:rPr>
-        <w:t xml:space="preserve">"Which of the following monomers can undergo condensation polymerisation?..."  </w:t>
+        <w:t xml:space="preserve">"Which of the following monomers form biodegradable polymers ?..."  </w:t>
       </w:r>
       <w:r>
         <w:rPr>
@@ -818,7 +818,161 @@
           <w:color w:val="2B6CB0"/>
           <w:sz w:val="24"/>
         </w:rPr>
-        <w:t>3.2 Polymers — Applied Cases, Reactions &amp; Traps (Moderate Yield — 5 PYQs)</w:t>
+        <w:t>3.2 Polymers — Standard Calculations &amp; Problem Archetypes (Standard Yield — 1 PYQs)</w:t>
+      </w:r>
+    </w:p>
+    <w:p>
+      <w:r>
+        <w:rPr>
+          <w:b/>
+          <w:sz w:val="20"/>
+        </w:rPr>
+        <w:t xml:space="preserve">Core Principle: </w:t>
+      </w:r>
+      <w:r>
+        <w:rPr>
+          <w:sz w:val="20"/>
+        </w:rPr>
+        <w:t>Quantitative numerical problem-solving techniques and standard question patterns frequently seen in Polymers.</w:t>
+      </w:r>
+    </w:p>
+    <w:tbl>
+      <w:tblPr>
+        <w:tblW w:type="auto" w:w="0"/>
+        <w:jc w:val="center"/>
+        <w:tblLook w:firstColumn="1" w:firstRow="1" w:lastColumn="0" w:lastRow="0" w:noHBand="0" w:noVBand="1" w:val="04A0"/>
+      </w:tblPr>
+      <w:tblGrid>
+        <w:gridCol w:w="10080"/>
+      </w:tblGrid>
+      <w:tr>
+        <w:tc>
+          <w:tcPr>
+            <w:tcW w:type="dxa" w:w="10080"/>
+            <w:shd w:fill="FFF5F5"/>
+            <w:tcMar>
+              <w:top w:w="100" w:type="dxa"/>
+              <w:bottom w:w="100" w:type="dxa"/>
+              <w:left w:w="150" w:type="dxa"/>
+              <w:right w:w="150" w:type="dxa"/>
+            </w:tcMar>
+          </w:tcPr>
+          <w:p>
+            <w:r>
+              <w:rPr>
+                <w:b/>
+                <w:color w:val="C53030"/>
+                <w:sz w:val="19"/>
+              </w:rPr>
+              <w:t xml:space="preserve">⚠️ Common Trap / JEE Pitfall: </w:t>
+            </w:r>
+            <w:r>
+              <w:rPr>
+                <w:color w:val="2D3748"/>
+                <w:sz w:val="19"/>
+              </w:rPr>
+              <w:t>Watch for algebraic rounding, stoichiometric balancing, and boundary condition checks.</w:t>
+            </w:r>
+          </w:p>
+        </w:tc>
+      </w:tr>
+    </w:tbl>
+    <w:tbl>
+      <w:tblPr>
+        <w:tblW w:type="auto" w:w="0"/>
+        <w:jc w:val="center"/>
+        <w:tblLook w:firstColumn="1" w:firstRow="1" w:lastColumn="0" w:lastRow="0" w:noHBand="0" w:noVBand="1" w:val="04A0"/>
+      </w:tblPr>
+      <w:tblGrid>
+        <w:gridCol w:w="10080"/>
+      </w:tblGrid>
+      <w:tr>
+        <w:tc>
+          <w:tcPr>
+            <w:tcW w:type="dxa" w:w="10080"/>
+            <w:shd w:fill="F0FFF4"/>
+            <w:tcMar>
+              <w:top w:w="100" w:type="dxa"/>
+              <w:bottom w:w="100" w:type="dxa"/>
+              <w:left w:w="150" w:type="dxa"/>
+              <w:right w:w="150" w:type="dxa"/>
+            </w:tcMar>
+          </w:tcPr>
+          <w:p>
+            <w:r>
+              <w:rPr>
+                <w:b/>
+                <w:color w:val="276749"/>
+                <w:sz w:val="19"/>
+              </w:rPr>
+              <w:t xml:space="preserve">💡 Speed Hack / Trick: </w:t>
+            </w:r>
+            <w:r>
+              <w:rPr>
+                <w:color w:val="2D3748"/>
+                <w:sz w:val="19"/>
+              </w:rPr>
+              <w:t>Dimensional consistency checks and ratio comparisons can quickly eliminate incorrect options.</w:t>
+            </w:r>
+          </w:p>
+        </w:tc>
+      </w:tr>
+    </w:tbl>
+    <w:p>
+      <w:pPr>
+        <w:spacing w:before="120" w:after="40"/>
+      </w:pPr>
+      <w:r>
+        <w:rPr>
+          <w:b/>
+          <w:color w:val="1A365D"/>
+          <w:sz w:val="19"/>
+        </w:rPr>
+        <w:t>Source PYQs testing this concept:</w:t>
+      </w:r>
+    </w:p>
+    <w:p>
+      <w:pPr>
+        <w:pStyle w:val="ListBullet"/>
+        <w:spacing w:after="40"/>
+      </w:pPr>
+      <w:r>
+        <w:rPr>
+          <w:b/>
+          <w:sz w:val="18"/>
+        </w:rPr>
+        <w:t xml:space="preserve">[2017 Shift] Q#3 (MCQ): </w:t>
+      </w:r>
+      <w:r>
+        <w:rPr>
+          <w:sz w:val="18"/>
+        </w:rPr>
+        <w:t xml:space="preserve">"The monomer used in novolac, a polymer used in paints..."  </w:t>
+      </w:r>
+      <w:r>
+        <w:rPr>
+          <w:b/>
+          <w:color w:val="2B6CB0"/>
+          <w:sz w:val="18"/>
+        </w:rPr>
+        <w:t>[Ans: N/A]</w:t>
+      </w:r>
+    </w:p>
+    <w:p>
+      <w:pPr>
+        <w:spacing w:after="120"/>
+      </w:pPr>
+    </w:p>
+    <w:p>
+      <w:pPr>
+        <w:pStyle w:val="Heading2"/>
+      </w:pPr>
+      <w:r>
+        <w:rPr>
+          <w:color w:val="2B6CB0"/>
+          <w:sz w:val="24"/>
+        </w:rPr>
+        <w:t>3.3 Polymers — Applied Cases, Reactions &amp; Traps (Standard Yield — 1 PYQs)</w:t>
       </w:r>
     </w:p>
     <w:p>
@@ -941,60 +1095,6 @@
           <w:b/>
           <w:sz w:val="18"/>
         </w:rPr>
-        <w:t xml:space="preserve">[2024 Shift] Q#2 (MCQ): </w:t>
-      </w:r>
-      <w:r>
-        <w:rPr>
-          <w:sz w:val="18"/>
-        </w:rPr>
-        <w:t xml:space="preserve">"The biodegradable polymer obtained by polymerisation of glycine and aminocaproic acid is..."  </w:t>
-      </w:r>
-      <w:r>
-        <w:rPr>
-          <w:b/>
-          <w:color w:val="2B6CB0"/>
-          <w:sz w:val="18"/>
-        </w:rPr>
-        <w:t>[Ans: N/A]</w:t>
-      </w:r>
-    </w:p>
-    <w:p>
-      <w:pPr>
-        <w:pStyle w:val="ListBullet"/>
-        <w:spacing w:after="40"/>
-      </w:pPr>
-      <w:r>
-        <w:rPr>
-          <w:b/>
-          <w:sz w:val="18"/>
-        </w:rPr>
-        <w:t xml:space="preserve">[2020 Shift] Q#2 (MCQ): </w:t>
-      </w:r>
-      <w:r>
-        <w:rPr>
-          <w:sz w:val="18"/>
-        </w:rPr>
-        <w:t xml:space="preserve">"Which of the following polymer has strongest intermolecular forces of attraction?..."  </w:t>
-      </w:r>
-      <w:r>
-        <w:rPr>
-          <w:b/>
-          <w:color w:val="2B6CB0"/>
-          <w:sz w:val="18"/>
-        </w:rPr>
-        <w:t>[Ans: N/A]</w:t>
-      </w:r>
-    </w:p>
-    <w:p>
-      <w:pPr>
-        <w:pStyle w:val="ListBullet"/>
-        <w:spacing w:after="40"/>
-      </w:pPr>
-      <w:r>
-        <w:rPr>
-          <w:b/>
-          <w:sz w:val="18"/>
-        </w:rPr>
         <w:t xml:space="preserve">[2018 Shift] Q#1 (MCQ): </w:t>
       </w:r>
       <w:r>
@@ -1002,214 +1102,6 @@
           <w:sz w:val="18"/>
         </w:rPr>
         <w:t xml:space="preserve">"Ziegler-Natta catalyst is used to prepare..."  </w:t>
-      </w:r>
-      <w:r>
-        <w:rPr>
-          <w:b/>
-          <w:color w:val="2B6CB0"/>
-          <w:sz w:val="18"/>
-        </w:rPr>
-        <w:t>[Ans: N/A]</w:t>
-      </w:r>
-    </w:p>
-    <w:p>
-      <w:pPr>
-        <w:spacing w:after="120"/>
-      </w:pPr>
-    </w:p>
-    <w:p>
-      <w:pPr>
-        <w:pStyle w:val="Heading2"/>
-      </w:pPr>
-      <w:r>
-        <w:rPr>
-          <w:color w:val="2B6CB0"/>
-          <w:sz w:val="24"/>
-        </w:rPr>
-        <w:t>3.3 Polymers — Standard Calculations &amp; Problem Archetypes (Moderate Yield — 4 PYQs)</w:t>
-      </w:r>
-    </w:p>
-    <w:p>
-      <w:r>
-        <w:rPr>
-          <w:b/>
-          <w:sz w:val="20"/>
-        </w:rPr>
-        <w:t xml:space="preserve">Core Principle: </w:t>
-      </w:r>
-      <w:r>
-        <w:rPr>
-          <w:sz w:val="20"/>
-        </w:rPr>
-        <w:t>Quantitative numerical problem-solving techniques and standard question patterns frequently seen in Polymers.</w:t>
-      </w:r>
-    </w:p>
-    <w:tbl>
-      <w:tblPr>
-        <w:tblW w:type="auto" w:w="0"/>
-        <w:jc w:val="center"/>
-        <w:tblLook w:firstColumn="1" w:firstRow="1" w:lastColumn="0" w:lastRow="0" w:noHBand="0" w:noVBand="1" w:val="04A0"/>
-      </w:tblPr>
-      <w:tblGrid>
-        <w:gridCol w:w="10080"/>
-      </w:tblGrid>
-      <w:tr>
-        <w:tc>
-          <w:tcPr>
-            <w:tcW w:type="dxa" w:w="10080"/>
-            <w:shd w:fill="FFF5F5"/>
-            <w:tcMar>
-              <w:top w:w="100" w:type="dxa"/>
-              <w:bottom w:w="100" w:type="dxa"/>
-              <w:left w:w="150" w:type="dxa"/>
-              <w:right w:w="150" w:type="dxa"/>
-            </w:tcMar>
-          </w:tcPr>
-          <w:p>
-            <w:r>
-              <w:rPr>
-                <w:b/>
-                <w:color w:val="C53030"/>
-                <w:sz w:val="19"/>
-              </w:rPr>
-              <w:t xml:space="preserve">⚠️ Common Trap / JEE Pitfall: </w:t>
-            </w:r>
-            <w:r>
-              <w:rPr>
-                <w:color w:val="2D3748"/>
-                <w:sz w:val="19"/>
-              </w:rPr>
-              <w:t>Watch for algebraic rounding, stoichiometric balancing, and boundary condition checks.</w:t>
-            </w:r>
-          </w:p>
-        </w:tc>
-      </w:tr>
-    </w:tbl>
-    <w:tbl>
-      <w:tblPr>
-        <w:tblW w:type="auto" w:w="0"/>
-        <w:jc w:val="center"/>
-        <w:tblLook w:firstColumn="1" w:firstRow="1" w:lastColumn="0" w:lastRow="0" w:noHBand="0" w:noVBand="1" w:val="04A0"/>
-      </w:tblPr>
-      <w:tblGrid>
-        <w:gridCol w:w="10080"/>
-      </w:tblGrid>
-      <w:tr>
-        <w:tc>
-          <w:tcPr>
-            <w:tcW w:type="dxa" w:w="10080"/>
-            <w:shd w:fill="F0FFF4"/>
-            <w:tcMar>
-              <w:top w:w="100" w:type="dxa"/>
-              <w:bottom w:w="100" w:type="dxa"/>
-              <w:left w:w="150" w:type="dxa"/>
-              <w:right w:w="150" w:type="dxa"/>
-            </w:tcMar>
-          </w:tcPr>
-          <w:p>
-            <w:r>
-              <w:rPr>
-                <w:b/>
-                <w:color w:val="276749"/>
-                <w:sz w:val="19"/>
-              </w:rPr>
-              <w:t xml:space="preserve">💡 Speed Hack / Trick: </w:t>
-            </w:r>
-            <w:r>
-              <w:rPr>
-                <w:color w:val="2D3748"/>
-                <w:sz w:val="19"/>
-              </w:rPr>
-              <w:t>Dimensional consistency checks and ratio comparisons can quickly eliminate incorrect options.</w:t>
-            </w:r>
-          </w:p>
-        </w:tc>
-      </w:tr>
-    </w:tbl>
-    <w:p>
-      <w:pPr>
-        <w:spacing w:before="120" w:after="40"/>
-      </w:pPr>
-      <w:r>
-        <w:rPr>
-          <w:b/>
-          <w:color w:val="1A365D"/>
-          <w:sz w:val="19"/>
-        </w:rPr>
-        <w:t>Source PYQs testing this concept:</w:t>
-      </w:r>
-    </w:p>
-    <w:p>
-      <w:pPr>
-        <w:pStyle w:val="ListBullet"/>
-        <w:spacing w:after="40"/>
-      </w:pPr>
-      <w:r>
-        <w:rPr>
-          <w:b/>
-          <w:sz w:val="18"/>
-        </w:rPr>
-        <w:t xml:space="preserve">[2023 Shift] Q#4 (MCQ): </w:t>
-      </w:r>
-      <w:r>
-        <w:rPr>
-          <w:sz w:val="18"/>
-        </w:rPr>
-        <w:t xml:space="preserve">"Match the List-I with List - I in the following. List-I List-II 1. Caprolactum a. 2. Vinyl chloride b. 3. Styrene c. 4. Propene d...."  </w:t>
-      </w:r>
-      <w:r>
-        <w:rPr>
-          <w:b/>
-          <w:color w:val="2B6CB0"/>
-          <w:sz w:val="18"/>
-        </w:rPr>
-        <w:t>[Ans: N/A]</w:t>
-      </w:r>
-    </w:p>
-    <w:p>
-      <w:pPr>
-        <w:pStyle w:val="ListBullet"/>
-        <w:spacing w:after="40"/>
-      </w:pPr>
-      <w:r>
-        <w:rPr>
-          <w:b/>
-          <w:sz w:val="18"/>
-        </w:rPr>
-        <w:t xml:space="preserve">[2022 Shift] Q#1 (MCQ): </w:t>
-      </w:r>
-      <w:r>
-        <w:rPr>
-          <w:sz w:val="18"/>
-        </w:rPr>
-        <w:t xml:space="preserve">"Which of the following is correctly matched?..."  </w:t>
-      </w:r>
-      <w:r>
-        <w:rPr>
-          <w:b/>
-          <w:color w:val="2B6CB0"/>
-          <w:sz w:val="18"/>
-        </w:rPr>
-        <w:t>[Ans: N/A]</w:t>
-      </w:r>
-    </w:p>
-    <w:p>
-      <w:pPr>
-        <w:pStyle w:val="ListBullet"/>
-        <w:spacing w:after="40"/>
-      </w:pPr>
-      <w:r>
-        <w:rPr>
-          <w:b/>
-          <w:sz w:val="18"/>
-        </w:rPr>
-        <w:t xml:space="preserve">[2019 Shift] Q#1 (MCQ): </w:t>
-      </w:r>
-      <w:r>
-        <w:rPr>
-          <w:sz w:val="18"/>
-        </w:rPr>
-        <w:t xml:space="preserve">"Cis-1, 4-polyisoprene is called..."  </w:t>
       </w:r>
       <w:r>
         <w:rPr>
@@ -1374,7 +1266,7 @@
           <w:color w:val="1A365D"/>
           <w:sz w:val="22"/>
         </w:rPr>
-        <w:t>Benchmark Problem 2: KCET 2024 (Q#2)</w:t>
+        <w:t>Benchmark Problem 2: KCET 2018 (Q#1)</w:t>
       </w:r>
     </w:p>
     <w:p>
@@ -1385,7 +1277,7 @@
         <w:rPr>
           <w:sz w:val="20"/>
         </w:rPr>
-        <w:t>The biodegradable polymer obtained by polymerisation of glycine and aminocaproic acid is</w:t>
+        <w:t>Ziegler-Natta catalyst is used to prepare</w:t>
       </w:r>
     </w:p>
     <w:p>
@@ -1397,7 +1289,7 @@
         <w:rPr>
           <w:sz w:val="19"/>
         </w:rPr>
-        <w:t>(A) nylon 6</w:t>
+        <w:t>(A) low-density polythene</w:t>
       </w:r>
     </w:p>
     <w:p>
@@ -1409,7 +1301,7 @@
         <w:rPr>
           <w:sz w:val="19"/>
         </w:rPr>
-        <w:t>(B) PHBV</w:t>
+        <w:t>(B) teflon</w:t>
       </w:r>
     </w:p>
     <w:p>
@@ -1421,7 +1313,7 @@
         <w:rPr>
           <w:sz w:val="19"/>
         </w:rPr>
-        <w:t>(C) nylon-2, nylon-6</w:t>
+        <w:t>(C) high density polythene</w:t>
       </w:r>
     </w:p>
     <w:p>
@@ -1433,7 +1325,7 @@
         <w:rPr>
           <w:sz w:val="19"/>
         </w:rPr>
-        <w:t>(D) nylon-6, 10</w:t>
+        <w:t>(D) nylon-6</w:t>
       </w:r>
     </w:p>
     <w:tbl>
@@ -1474,7 +1366,7 @@
               </w:rPr>
               <w:t>Solution Analysis:</w:t>
               <w:br/>
-              <w:t>The biodegradable polymer Nylon-2, nylon 6, is an alternating polyamide copolymer of glycine [H_(2)N-CH_(2)-COOH] and amino caproic acid [H_(2)N(CH_(2))_(5)COOH] .</w:t>
+              <w:t>Ziegler-Natta catalyst is composed of TiCl_(4) and (C_(2)H_(5))_(3)Al . This catalyst is specifically used to produce high-density polyethylene (HDPE). The polymerization reaction proceeds as follows: Ethene (C_(2)H_(4))bar(→ ≤ ftarrow)Polythene (HDPE), In this reaction, ethene monomers (CH_(2)=CH_(2)) are polymerized under the influence of the Ziegler-Natta catalyst and specific conditions of temperature (333-343 K) and pressure (6-7 atm) to form high-density polyethylene chains (CH_(2)-CH_(2))_(n) .</w:t>
             </w:r>
           </w:p>
         </w:tc>
@@ -1495,7 +1387,7 @@
           <w:color w:val="1A365D"/>
           <w:sz w:val="22"/>
         </w:rPr>
-        <w:t>Benchmark Problem 3: KCET 2022 (Q#1)</w:t>
+        <w:t>Benchmark Problem 3: KCET 2017 (Q#3)</w:t>
       </w:r>
     </w:p>
     <w:p>
@@ -1506,7 +1398,7 @@
         <w:rPr>
           <w:sz w:val="20"/>
         </w:rPr>
-        <w:t>Which of the following is correctly matched?</w:t>
+        <w:t>The monomer used in novolac, a polymer used in paints</w:t>
       </w:r>
     </w:p>
     <w:p>
@@ -1518,7 +1410,7 @@
         <w:rPr>
           <w:sz w:val="19"/>
         </w:rPr>
-        <w:t>(A) Teflon - Caprolactum</w:t>
+        <w:t>(A) melamine and formaldehyde</w:t>
       </w:r>
     </w:p>
     <w:p>
@@ -1530,7 +1422,7 @@
         <w:rPr>
           <w:sz w:val="19"/>
         </w:rPr>
-        <w:t>(B) Bakelite - Novolac</w:t>
+        <w:t>(B) phenol and formaldehyde</w:t>
       </w:r>
     </w:p>
     <w:p>
@@ -1542,7 +1434,7 @@
         <w:rPr>
           <w:sz w:val="19"/>
         </w:rPr>
-        <w:t>(C) Polyester - Tetrafluoroethene</w:t>
+        <w:t>(C) butadiene and acrylo nitrile</w:t>
       </w:r>
     </w:p>
     <w:p>
@@ -1554,7 +1446,7 @@
         <w:rPr>
           <w:sz w:val="19"/>
         </w:rPr>
-        <w:t>(D) Nylon - Acrylonitrile</w:t>
+        <w:t>(D) butadiene and styrene</w:t>
       </w:r>
     </w:p>
     <w:tbl>
@@ -1595,7 +1487,7 @@
               </w:rPr>
               <w:t>Solution Analysis:</w:t>
               <w:br/>
-              <w:t>The correct pair in bakelite and novalac. It is form by the polymerisation of phenol and formaldehyde monomer. While teflon is the polymer of tetrafluoroethylene, polyester is the polymer of ethyleneglycol and terephathalic acid and nylon is polymer of caprolactum.</w:t>
+              <w:t>Novolacs are phenol formaldehyde resins with formaldehyde to phenol molar ratio of less than one. The polymerisation is brought to completion using acid catalysis such as oxalic acid, hydrochloric acid or sulphonate.</w:t>
             </w:r>
           </w:p>
         </w:tc>

--- a/data/exports/kcet-polymers_revision_notes.docx
+++ b/data/exports/kcet-polymers_revision_notes.docx
@@ -189,7 +189,7 @@
                 <w:color w:val="2D3748"/>
                 <w:sz w:val="19"/>
               </w:rPr>
-              <w:t>Polymers — Core Principles &amp; Governing Laws</w:t>
+              <w:t>Classification of Polymers &amp; Monomer Units</w:t>
             </w:r>
           </w:p>
         </w:tc>
@@ -209,7 +209,7 @@
               <w:rPr>
                 <w:sz w:val="19"/>
               </w:rPr>
-              <w:t>13 PYQs</w:t>
+              <w:t>12 PYQs</w:t>
             </w:r>
           </w:p>
         </w:tc>
@@ -230,7 +230,7 @@
                 <w:color w:val="718096"/>
                 <w:sz w:val="19"/>
               </w:rPr>
-              <w:t>Core Principle</w:t>
+              <w:t>Polymer Chemistry</w:t>
             </w:r>
           </w:p>
         </w:tc>
@@ -254,7 +254,7 @@
                 <w:color w:val="718096"/>
                 <w:sz w:val="19"/>
               </w:rPr>
-              <w:t>Standard</w:t>
+              <w:t>Moderate</w:t>
             </w:r>
           </w:p>
         </w:tc>
@@ -276,7 +276,7 @@
                 <w:color w:val="2D3748"/>
                 <w:sz w:val="19"/>
               </w:rPr>
-              <w:t>Polymers — Standard Calculations &amp; Problem Archetypes</w:t>
+              <w:t>Biodegradable Polymers &amp; Vulcanization</w:t>
             </w:r>
           </w:p>
         </w:tc>
@@ -296,7 +296,7 @@
               <w:rPr>
                 <w:sz w:val="19"/>
               </w:rPr>
-              <w:t>1 PYQs</w:t>
+              <w:t>4 PYQs</w:t>
             </w:r>
           </w:p>
         </w:tc>
@@ -317,94 +317,7 @@
                 <w:color w:val="718096"/>
                 <w:sz w:val="19"/>
               </w:rPr>
-              <w:t>Quantitative Analysis</w:t>
-            </w:r>
-          </w:p>
-        </w:tc>
-      </w:tr>
-      <w:tr>
-        <w:tc>
-          <w:tcPr>
-            <w:tcW w:type="dxa" w:w="2160"/>
-            <w:shd w:fill="F7FAFC"/>
-            <w:tcMar>
-              <w:top w:w="80" w:type="dxa"/>
-              <w:bottom w:w="80" w:type="dxa"/>
-              <w:left w:w="150" w:type="dxa"/>
-              <w:right w:w="150" w:type="dxa"/>
-            </w:tcMar>
-          </w:tcPr>
-          <w:p>
-            <w:r>
-              <w:rPr>
-                <w:b/>
-                <w:color w:val="718096"/>
-                <w:sz w:val="19"/>
-              </w:rPr>
-              <w:t>Standard</w:t>
-            </w:r>
-          </w:p>
-        </w:tc>
-        <w:tc>
-          <w:tcPr>
-            <w:tcW w:type="dxa" w:w="4320"/>
-            <w:shd w:fill="F7FAFC"/>
-            <w:tcMar>
-              <w:top w:w="80" w:type="dxa"/>
-              <w:bottom w:w="80" w:type="dxa"/>
-              <w:left w:w="150" w:type="dxa"/>
-              <w:right w:w="150" w:type="dxa"/>
-            </w:tcMar>
-          </w:tcPr>
-          <w:p>
-            <w:r>
-              <w:rPr>
-                <w:b/>
-                <w:color w:val="2D3748"/>
-                <w:sz w:val="19"/>
-              </w:rPr>
-              <w:t>Polymers — Applied Cases, Reactions &amp; Traps</w:t>
-            </w:r>
-          </w:p>
-        </w:tc>
-        <w:tc>
-          <w:tcPr>
-            <w:tcW w:type="dxa" w:w="1728"/>
-            <w:shd w:fill="F7FAFC"/>
-            <w:tcMar>
-              <w:top w:w="80" w:type="dxa"/>
-              <w:bottom w:w="80" w:type="dxa"/>
-              <w:left w:w="150" w:type="dxa"/>
-              <w:right w:w="150" w:type="dxa"/>
-            </w:tcMar>
-          </w:tcPr>
-          <w:p>
-            <w:r>
-              <w:rPr>
-                <w:sz w:val="19"/>
-              </w:rPr>
-              <w:t>1 PYQs</w:t>
-            </w:r>
-          </w:p>
-        </w:tc>
-        <w:tc>
-          <w:tcPr>
-            <w:tcW w:type="dxa" w:w="1872"/>
-            <w:shd w:fill="F7FAFC"/>
-            <w:tcMar>
-              <w:top w:w="80" w:type="dxa"/>
-              <w:bottom w:w="80" w:type="dxa"/>
-              <w:left w:w="150" w:type="dxa"/>
-              <w:right w:w="150" w:type="dxa"/>
-            </w:tcMar>
-          </w:tcPr>
-          <w:p>
-            <w:r>
-              <w:rPr>
-                <w:color w:val="718096"/>
-                <w:sz w:val="19"/>
-              </w:rPr>
-              <w:t>Applied Topics</w:t>
+              <w:t>Applied Polymers</w:t>
             </w:r>
           </w:p>
         </w:tc>
@@ -504,7 +417,7 @@
                 <w:color w:val="1A365D"/>
                 <w:sz w:val="19"/>
               </w:rPr>
-              <w:t>Polymers — Core Principles &amp; Governing Laws</w:t>
+              <w:t>Classification of Polymers &amp; Monomer Units</w:t>
             </w:r>
           </w:p>
         </w:tc>
@@ -526,7 +439,7 @@
                 <w:color w:val="2D3748"/>
                 <w:sz w:val="19"/>
               </w:rPr>
-              <w:t>[H_{2}N-CH_{2}-COOH], \quad (CH_{3})_{3}SiCl, \quad [HOOC-(CH_{2})_{4}COOH]</w:t>
+              <w:t>\text{Nylon 6,6: } n\text{HOOC(CH}_2)_4\text{COOH} + n\text{H}_2\text{N(CH}_2)_6\text{NH}_2 \to \text{[-CO(CH}_2)_4\text{CONH(CH}_2)_6\text{NH-]}_n + 2n\text{H}_2\text{O}</w:t>
             </w:r>
           </w:p>
         </w:tc>
@@ -550,7 +463,7 @@
                 <w:color w:val="1A365D"/>
                 <w:sz w:val="19"/>
               </w:rPr>
-              <w:t>Polymers — Applied Cases, Reactions &amp; Traps</w:t>
+              <w:t>Biodegradable Polymers &amp; Vulcanization</w:t>
             </w:r>
           </w:p>
         </w:tc>
@@ -572,7 +485,7 @@
                 <w:color w:val="2D3748"/>
                 <w:sz w:val="19"/>
               </w:rPr>
-              <w:t>(C_{2}H_{5})_{3}Al, \quad TiCl_{4}</w:t>
+              <w:t>\text{Natural Rubber: } [\text{-CH}_2\text{-C(CH}_3)\text{=CH-CH}_2\text{-}]_n \quad (\text{cis-isomer})</w:t>
             </w:r>
           </w:p>
         </w:tc>
@@ -604,7 +517,7 @@
           <w:color w:val="2B6CB0"/>
           <w:sz w:val="24"/>
         </w:rPr>
-        <w:t>3.1 Polymers — Core Principles &amp; Governing Laws (High Yield — 13 PYQs)</w:t>
+        <w:t>3.1 Classification of Polymers &amp; Monomer Units (High Yield — 12 PYQs)</w:t>
       </w:r>
     </w:p>
     <w:p>
@@ -619,7 +532,7 @@
         <w:rPr>
           <w:sz w:val="20"/>
         </w:rPr>
-        <w:t>Fundamental definitions, core postulates, and governing physical/chemical relations in Polymers.</w:t>
+        <w:t>Monomers of important polymers: Nylon 6,6 from adipic acid + hexamethylenediamine. Nylon 6 from caprolactam. Terylene (Dacron) from ethylene glycol + terephthalic acid. Bakelite from phenol + formaldehyde. Buna-S from 1,3-butadiene + styrene. Neoprene from chloroprene (2-chloro-1,3-butadiene).</w:t>
       </w:r>
     </w:p>
     <w:tbl>
@@ -657,7 +570,7 @@
                 <w:color w:val="2D3748"/>
                 <w:sz w:val="19"/>
               </w:rPr>
-              <w:t>Carefully verify units, standard reference states, and sign conventions in Polymers.</w:t>
+              <w:t>Nylon 6 is made from caprolactam alone, while Nylon 6,6 is made from two different 6-carbon monomers.</w:t>
             </w:r>
           </w:p>
         </w:tc>
@@ -698,7 +611,7 @@
                 <w:color w:val="2D3748"/>
                 <w:sz w:val="19"/>
               </w:rPr>
-              <w:t>Focus on high-yield formulas and standard limiting approximations tested in Polymers PYQs.</w:t>
+              <w:t>Thermoplastics soften on heating (polythene, PVC); thermosetting plastics undergo irreversible cross-linking (Bakelite, melamine).</w:t>
             </w:r>
           </w:p>
         </w:tc>
@@ -787,13 +700,13 @@
           <w:b/>
           <w:sz w:val="18"/>
         </w:rPr>
-        <w:t xml:space="preserve">[2023 Shift] Q#3 (MCQ): </w:t>
+        <w:t xml:space="preserve">[2023 Shift] Q#4 (MCQ): </w:t>
       </w:r>
       <w:r>
         <w:rPr>
           <w:sz w:val="18"/>
         </w:rPr>
-        <w:t xml:space="preserve">"Which of the following monomers form biodegradable polymers ?..."  </w:t>
+        <w:t xml:space="preserve">"Match the List-I with List - I in the following. List-I List-II 1. Caprolactum a. 2. Vinyl chloride b. 3. Styrene c. 4. Propene d...."  </w:t>
       </w:r>
       <w:r>
         <w:rPr>
@@ -818,7 +731,7 @@
           <w:color w:val="2B6CB0"/>
           <w:sz w:val="24"/>
         </w:rPr>
-        <w:t>3.2 Polymers — Standard Calculations &amp; Problem Archetypes (Standard Yield — 1 PYQs)</w:t>
+        <w:t>3.2 Biodegradable Polymers &amp; Vulcanization (Moderate Yield — 4 PYQs)</w:t>
       </w:r>
     </w:p>
     <w:p>
@@ -833,7 +746,7 @@
         <w:rPr>
           <w:sz w:val="20"/>
         </w:rPr>
-        <w:t>Quantitative numerical problem-solving techniques and standard question patterns frequently seen in Polymers.</w:t>
+        <w:t>Biodegradable polymers: PHBV from 3-hydroxybutanoic acid + 3-hydroxypentanoic acid; Nylon 2-nylon 6 from glycine + amino caproic acid. Natural rubber is cis-1,4-polyisoprene. Vulcanization involves heating raw rubber with 5% sulphur to introduce cross-links.</w:t>
       </w:r>
     </w:p>
     <w:tbl>
@@ -871,7 +784,7 @@
                 <w:color w:val="2D3748"/>
                 <w:sz w:val="19"/>
               </w:rPr>
-              <w:t>Watch for algebraic rounding, stoichiometric balancing, and boundary condition checks.</w:t>
+              <w:t>Natural rubber is the cis-isomer of 1,4-polyisoprene; the trans-isomer is Gutta-Percha.</w:t>
             </w:r>
           </w:p>
         </w:tc>
@@ -912,7 +825,7 @@
                 <w:color w:val="2D3748"/>
                 <w:sz w:val="19"/>
               </w:rPr>
-              <w:t>Dimensional consistency checks and ratio comparisons can quickly eliminate incorrect options.</w:t>
+              <w:t>PHBV is widely used in speciality packaging and controlled drug release.</w:t>
             </w:r>
           </w:p>
         </w:tc>
@@ -941,13 +854,13 @@
           <w:b/>
           <w:sz w:val="18"/>
         </w:rPr>
-        <w:t xml:space="preserve">[2017 Shift] Q#3 (MCQ): </w:t>
+        <w:t xml:space="preserve">[2023 Shift] Q#3 (MCQ): </w:t>
       </w:r>
       <w:r>
         <w:rPr>
           <w:sz w:val="18"/>
         </w:rPr>
-        <w:t xml:space="preserve">"The monomer used in novolac, a polymer used in paints..."  </w:t>
+        <w:t xml:space="preserve">"Which of the following monomers form biodegradable polymers ?..."  </w:t>
       </w:r>
       <w:r>
         <w:rPr>
@@ -960,129 +873,29 @@
     </w:p>
     <w:p>
       <w:pPr>
-        <w:spacing w:after="120"/>
-      </w:pPr>
-    </w:p>
-    <w:p>
-      <w:pPr>
-        <w:pStyle w:val="Heading2"/>
-      </w:pPr>
-      <w:r>
-        <w:rPr>
-          <w:color w:val="2B6CB0"/>
-          <w:sz w:val="24"/>
-        </w:rPr>
-        <w:t>3.3 Polymers — Applied Cases, Reactions &amp; Traps (Standard Yield — 1 PYQs)</w:t>
-      </w:r>
-    </w:p>
-    <w:p>
-      <w:r>
-        <w:rPr>
-          <w:b/>
-          <w:sz w:val="20"/>
-        </w:rPr>
-        <w:t xml:space="preserve">Core Principle: </w:t>
-      </w:r>
-      <w:r>
-        <w:rPr>
-          <w:sz w:val="20"/>
-        </w:rPr>
-        <w:t>Special cases, experimental observations, and conceptual traps designed to test deep understanding of Polymers.</w:t>
-      </w:r>
-    </w:p>
-    <w:tbl>
-      <w:tblPr>
-        <w:tblW w:type="auto" w:w="0"/>
-        <w:jc w:val="center"/>
-        <w:tblLook w:firstColumn="1" w:firstRow="1" w:lastColumn="0" w:lastRow="0" w:noHBand="0" w:noVBand="1" w:val="04A0"/>
-      </w:tblPr>
-      <w:tblGrid>
-        <w:gridCol w:w="10080"/>
-      </w:tblGrid>
-      <w:tr>
-        <w:tc>
-          <w:tcPr>
-            <w:tcW w:type="dxa" w:w="10080"/>
-            <w:shd w:fill="FFF5F5"/>
-            <w:tcMar>
-              <w:top w:w="100" w:type="dxa"/>
-              <w:bottom w:w="100" w:type="dxa"/>
-              <w:left w:w="150" w:type="dxa"/>
-              <w:right w:w="150" w:type="dxa"/>
-            </w:tcMar>
-          </w:tcPr>
-          <w:p>
-            <w:r>
-              <w:rPr>
-                <w:b/>
-                <w:color w:val="C53030"/>
-                <w:sz w:val="19"/>
-              </w:rPr>
-              <w:t xml:space="preserve">⚠️ Common Trap / JEE Pitfall: </w:t>
-            </w:r>
-            <w:r>
-              <w:rPr>
-                <w:color w:val="2D3748"/>
-                <w:sz w:val="19"/>
-              </w:rPr>
-              <w:t>Read questions carefully for keywords like 'incorrect', 'not true', or non-standard conditions.</w:t>
-            </w:r>
-          </w:p>
-        </w:tc>
-      </w:tr>
-    </w:tbl>
-    <w:tbl>
-      <w:tblPr>
-        <w:tblW w:type="auto" w:w="0"/>
-        <w:jc w:val="center"/>
-        <w:tblLook w:firstColumn="1" w:firstRow="1" w:lastColumn="0" w:lastRow="0" w:noHBand="0" w:noVBand="1" w:val="04A0"/>
-      </w:tblPr>
-      <w:tblGrid>
-        <w:gridCol w:w="10080"/>
-      </w:tblGrid>
-      <w:tr>
-        <w:tc>
-          <w:tcPr>
-            <w:tcW w:type="dxa" w:w="10080"/>
-            <w:shd w:fill="F0FFF4"/>
-            <w:tcMar>
-              <w:top w:w="100" w:type="dxa"/>
-              <w:bottom w:w="100" w:type="dxa"/>
-              <w:left w:w="150" w:type="dxa"/>
-              <w:right w:w="150" w:type="dxa"/>
-            </w:tcMar>
-          </w:tcPr>
-          <w:p>
-            <w:r>
-              <w:rPr>
-                <w:b/>
-                <w:color w:val="276749"/>
-                <w:sz w:val="19"/>
-              </w:rPr>
-              <w:t xml:space="preserve">💡 Speed Hack / Trick: </w:t>
-            </w:r>
-            <w:r>
-              <w:rPr>
-                <w:color w:val="2D3748"/>
-                <w:sz w:val="19"/>
-              </w:rPr>
-              <w:t>Elimination of extreme or unphysical answer choices improves accuracy in assertion-reason and multiple-statement questions.</w:t>
-            </w:r>
-          </w:p>
-        </w:tc>
-      </w:tr>
-    </w:tbl>
-    <w:p>
-      <w:pPr>
-        <w:spacing w:before="120" w:after="40"/>
+        <w:pStyle w:val="ListBullet"/>
+        <w:spacing w:after="40"/>
       </w:pPr>
       <w:r>
         <w:rPr>
           <w:b/>
-          <w:color w:val="1A365D"/>
-          <w:sz w:val="19"/>
+          <w:sz w:val="18"/>
         </w:rPr>
-        <w:t>Source PYQs testing this concept:</w:t>
+        <w:t xml:space="preserve">[2020 Shift] Q#3 (MCQ): </w:t>
+      </w:r>
+      <w:r>
+        <w:rPr>
+          <w:sz w:val="18"/>
+        </w:rPr>
+        <w:t xml:space="preserve">"Which of the following monomers can undergo condensation polymerisation?..."  </w:t>
+      </w:r>
+      <w:r>
+        <w:rPr>
+          <w:b/>
+          <w:color w:val="2B6CB0"/>
+          <w:sz w:val="18"/>
+        </w:rPr>
+        <w:t>[Ans: N/A]</w:t>
       </w:r>
     </w:p>
     <w:p>
@@ -1095,13 +908,13 @@
           <w:b/>
           <w:sz w:val="18"/>
         </w:rPr>
-        <w:t xml:space="preserve">[2018 Shift] Q#1 (MCQ): </w:t>
+        <w:t xml:space="preserve">[2019 Shift] Q#1 (MCQ): </w:t>
       </w:r>
       <w:r>
         <w:rPr>
           <w:sz w:val="18"/>
         </w:rPr>
-        <w:t xml:space="preserve">"Ziegler-Natta catalyst is used to prepare..."  </w:t>
+        <w:t xml:space="preserve">"Cis-1, 4-polyisoprene is called..."  </w:t>
       </w:r>
       <w:r>
         <w:rPr>
@@ -1266,7 +1079,7 @@
           <w:color w:val="1A365D"/>
           <w:sz w:val="22"/>
         </w:rPr>
-        <w:t>Benchmark Problem 2: KCET 2018 (Q#1)</w:t>
+        <w:t>Benchmark Problem 2: KCET 2023 (Q#3)</w:t>
       </w:r>
     </w:p>
     <w:p>
@@ -1277,7 +1090,7 @@
         <w:rPr>
           <w:sz w:val="20"/>
         </w:rPr>
-        <w:t>Ziegler-Natta catalyst is used to prepare</w:t>
+        <w:t>Which of the following monomers form biodegradable polymers ?</w:t>
       </w:r>
     </w:p>
     <w:p>
@@ -1289,7 +1102,7 @@
         <w:rPr>
           <w:sz w:val="19"/>
         </w:rPr>
-        <w:t>(A) low-density polythene</w:t>
+        <w:t>(A) Ethylene glycol and phthalic acid</w:t>
       </w:r>
     </w:p>
     <w:p>
@@ -1301,7 +1114,7 @@
         <w:rPr>
           <w:sz w:val="19"/>
         </w:rPr>
-        <w:t>(B) teflon</w:t>
+        <w:t>(B) Caprolactum and 1, 3-butadiene</w:t>
       </w:r>
     </w:p>
     <w:p>
@@ -1313,7 +1126,7 @@
         <w:rPr>
           <w:sz w:val="19"/>
         </w:rPr>
-        <w:t>(C) high density polythene</w:t>
+        <w:t>(C) Phenol and formaldehyde</w:t>
       </w:r>
     </w:p>
     <w:p>
@@ -1325,7 +1138,9 @@
         <w:rPr>
           <w:sz w:val="19"/>
         </w:rPr>
-        <w:t>(D) nylon-6</w:t>
+        <w:t>(D) 3-hydroxybutanoic acid and</w:t>
+        <w:br/>
+        <w:t>3-hydroxypentanoic acid</w:t>
       </w:r>
     </w:p>
     <w:tbl>
@@ -1366,128 +1181,7 @@
               </w:rPr>
               <w:t>Solution Analysis:</w:t>
               <w:br/>
-              <w:t>Ziegler-Natta catalyst is composed of TiCl_(4) and (C_(2)H_(5))_(3)Al . This catalyst is specifically used to produce high-density polyethylene (HDPE). The polymerization reaction proceeds as follows: Ethene (C_(2)H_(4))bar(→ ≤ ftarrow)Polythene (HDPE), In this reaction, ethene monomers (CH_(2)=CH_(2)) are polymerized under the influence of the Ziegler-Natta catalyst and specific conditions of temperature (333-343 K) and pressure (6-7 atm) to form high-density polyethylene chains (CH_(2)-CH_(2))_(n) .</w:t>
-            </w:r>
-          </w:p>
-        </w:tc>
-      </w:tr>
-    </w:tbl>
-    <w:p>
-      <w:pPr>
-        <w:spacing w:after="120"/>
-      </w:pPr>
-    </w:p>
-    <w:p>
-      <w:pPr>
-        <w:spacing w:before="160" w:after="40"/>
-      </w:pPr>
-      <w:r>
-        <w:rPr>
-          <w:b/>
-          <w:color w:val="1A365D"/>
-          <w:sz w:val="22"/>
-        </w:rPr>
-        <w:t>Benchmark Problem 3: KCET 2017 (Q#3)</w:t>
-      </w:r>
-    </w:p>
-    <w:p>
-      <w:pPr>
-        <w:spacing w:after="80"/>
-      </w:pPr>
-      <w:r>
-        <w:rPr>
-          <w:sz w:val="20"/>
-        </w:rPr>
-        <w:t>The monomer used in novolac, a polymer used in paints</w:t>
-      </w:r>
-    </w:p>
-    <w:p>
-      <w:pPr>
-        <w:pStyle w:val="ListBullet"/>
-        <w:spacing w:after="20"/>
-      </w:pPr>
-      <w:r>
-        <w:rPr>
-          <w:sz w:val="19"/>
-        </w:rPr>
-        <w:t>(A) melamine and formaldehyde</w:t>
-      </w:r>
-    </w:p>
-    <w:p>
-      <w:pPr>
-        <w:pStyle w:val="ListBullet"/>
-        <w:spacing w:after="20"/>
-      </w:pPr>
-      <w:r>
-        <w:rPr>
-          <w:sz w:val="19"/>
-        </w:rPr>
-        <w:t>(B) phenol and formaldehyde</w:t>
-      </w:r>
-    </w:p>
-    <w:p>
-      <w:pPr>
-        <w:pStyle w:val="ListBullet"/>
-        <w:spacing w:after="20"/>
-      </w:pPr>
-      <w:r>
-        <w:rPr>
-          <w:sz w:val="19"/>
-        </w:rPr>
-        <w:t>(C) butadiene and acrylo nitrile</w:t>
-      </w:r>
-    </w:p>
-    <w:p>
-      <w:pPr>
-        <w:pStyle w:val="ListBullet"/>
-        <w:spacing w:after="20"/>
-      </w:pPr>
-      <w:r>
-        <w:rPr>
-          <w:sz w:val="19"/>
-        </w:rPr>
-        <w:t>(D) butadiene and styrene</w:t>
-      </w:r>
-    </w:p>
-    <w:tbl>
-      <w:tblPr>
-        <w:tblW w:type="auto" w:w="0"/>
-        <w:jc w:val="center"/>
-        <w:tblLook w:firstColumn="1" w:firstRow="1" w:lastColumn="0" w:lastRow="0" w:noHBand="0" w:noVBand="1" w:val="04A0"/>
-      </w:tblPr>
-      <w:tblGrid>
-        <w:gridCol w:w="10080"/>
-      </w:tblGrid>
-      <w:tr>
-        <w:tc>
-          <w:tcPr>
-            <w:tcW w:type="dxa" w:w="10080"/>
-            <w:shd w:fill="F7FAFC"/>
-            <w:tcMar>
-              <w:top w:w="100" w:type="dxa"/>
-              <w:bottom w:w="100" w:type="dxa"/>
-              <w:left w:w="150" w:type="dxa"/>
-              <w:right w:w="150" w:type="dxa"/>
-            </w:tcMar>
-          </w:tcPr>
-          <w:p>
-            <w:r>
-              <w:rPr>
-                <w:b/>
-                <w:color w:val="1A365D"/>
-                <w:sz w:val="19"/>
-              </w:rPr>
-              <w:t>Correct Answer: None</w:t>
-              <w:br/>
-            </w:r>
-            <w:r>
-              <w:rPr>
-                <w:color w:val="2D3748"/>
-                <w:sz w:val="18"/>
-              </w:rPr>
-              <w:t>Solution Analysis:</w:t>
-              <w:br/>
-              <w:t>Novolacs are phenol formaldehyde resins with formaldehyde to phenol molar ratio of less than one. The polymerisation is brought to completion using acid catalysis such as oxalic acid, hydrochloric acid or sulphonate.</w:t>
+              <w:t>PHBV is a biodegradable polymer that belongs to the family of polyhydroxyalkanoates (PHAs). It is composed of two monomeric units i.e. 3-hydroxybutanoic acid and 3-hydroxypentanoic acid.</w:t>
             </w:r>
           </w:p>
         </w:tc>
